--- a/assessment/Answer to WA (SAQ) - Agentic AI Automation with n8n - v5.docx
+++ b/assessment/Answer to WA (SAQ) - Agentic AI Automation with n8n - v5.docx
@@ -221,166 +221,6 @@
         <w:t>Version v5</w:t>
       </w:r>
     </w:p>
-    <w:p>
-      <w:r>
-        <w:br w:type="page"/>
-      </w:r>
-    </w:p>
-    <w:p>
-      <w:pPr>
-        <w:spacing w:after="120"/>
-      </w:pPr>
-      <w:r>
-        <w:rPr>
-          <w:b/>
-          <w:color w:val="111827"/>
-          <w:sz w:val="24"/>
-        </w:rPr>
-        <w:t>DOCUMENT VERSION CONTROL RECORD</w:t>
-      </w:r>
-    </w:p>
-    <w:tbl>
-      <w:tblPr>
-        <w:tblStyle w:val="TableGrid"/>
-        <w:tblW w:type="auto" w:w="0"/>
-        <w:jc w:val="center"/>
-        <w:tblLook w:firstColumn="1" w:firstRow="1" w:lastColumn="0" w:lastRow="0" w:noHBand="0" w:noVBand="1" w:val="04A0"/>
-      </w:tblPr>
-      <w:tblGrid>
-        <w:gridCol w:w="2160"/>
-        <w:gridCol w:w="2160"/>
-        <w:gridCol w:w="2160"/>
-        <w:gridCol w:w="2160"/>
-      </w:tblGrid>
-      <w:tr>
-        <w:tc>
-          <w:tcPr>
-            <w:tcW w:type="dxa" w:w="2160"/>
-            <w:shd w:val="clear" w:color="auto" w:fill="1F6FEB"/>
-          </w:tcPr>
-          <w:p>
-            <w:r/>
-            <w:r>
-              <w:rPr>
-                <w:b/>
-                <w:color w:val="FFFFFF"/>
-                <w:sz w:val="19"/>
-              </w:rPr>
-              <w:t>Version Number</w:t>
-            </w:r>
-          </w:p>
-        </w:tc>
-        <w:tc>
-          <w:tcPr>
-            <w:tcW w:type="dxa" w:w="2160"/>
-            <w:shd w:val="clear" w:color="auto" w:fill="1F6FEB"/>
-          </w:tcPr>
-          <w:p>
-            <w:r/>
-            <w:r>
-              <w:rPr>
-                <w:b/>
-                <w:color w:val="FFFFFF"/>
-                <w:sz w:val="19"/>
-              </w:rPr>
-              <w:t>Effective Date of Release</w:t>
-            </w:r>
-          </w:p>
-        </w:tc>
-        <w:tc>
-          <w:tcPr>
-            <w:tcW w:type="dxa" w:w="2160"/>
-            <w:shd w:val="clear" w:color="auto" w:fill="1F6FEB"/>
-          </w:tcPr>
-          <w:p>
-            <w:r/>
-            <w:r>
-              <w:rPr>
-                <w:b/>
-                <w:color w:val="FFFFFF"/>
-                <w:sz w:val="19"/>
-              </w:rPr>
-              <w:t>Summary of Included Changes</w:t>
-            </w:r>
-          </w:p>
-        </w:tc>
-        <w:tc>
-          <w:tcPr>
-            <w:tcW w:type="dxa" w:w="2160"/>
-            <w:shd w:val="clear" w:color="auto" w:fill="1F6FEB"/>
-          </w:tcPr>
-          <w:p>
-            <w:r/>
-            <w:r>
-              <w:rPr>
-                <w:b/>
-                <w:color w:val="FFFFFF"/>
-                <w:sz w:val="19"/>
-              </w:rPr>
-              <w:t>Author</w:t>
-            </w:r>
-          </w:p>
-        </w:tc>
-      </w:tr>
-      <w:tr>
-        <w:tc>
-          <w:tcPr>
-            <w:tcW w:type="dxa" w:w="2160"/>
-          </w:tcPr>
-          <w:p>
-            <w:r/>
-            <w:r>
-              <w:rPr>
-                <w:sz w:val="19"/>
-              </w:rPr>
-              <w:t>v5</w:t>
-            </w:r>
-          </w:p>
-        </w:tc>
-        <w:tc>
-          <w:tcPr>
-            <w:tcW w:type="dxa" w:w="2160"/>
-          </w:tcPr>
-          <w:p>
-            <w:r/>
-            <w:r>
-              <w:rPr>
-                <w:sz w:val="19"/>
-              </w:rPr>
-              <w:t>1 July 2026</w:t>
-            </w:r>
-          </w:p>
-        </w:tc>
-        <w:tc>
-          <w:tcPr>
-            <w:tcW w:type="dxa" w:w="2160"/>
-          </w:tcPr>
-          <w:p>
-            <w:r/>
-            <w:r>
-              <w:rPr>
-                <w:sz w:val="19"/>
-              </w:rPr>
-              <w:t>Model answers rewritten to match the aligned questions and the current slides; version standardised with the question paper</w:t>
-            </w:r>
-          </w:p>
-        </w:tc>
-        <w:tc>
-          <w:tcPr>
-            <w:tcW w:type="dxa" w:w="2160"/>
-          </w:tcPr>
-          <w:p>
-            <w:r/>
-            <w:r>
-              <w:rPr>
-                <w:sz w:val="19"/>
-              </w:rPr>
-              <w:t>Tertiary Infotech Academy Pte Ltd</w:t>
-            </w:r>
-          </w:p>
-        </w:tc>
-      </w:tr>
-    </w:tbl>
     <w:p>
       <w:r>
         <w:br w:type="page"/>

--- a/assessment/Answer to WA (SAQ) - Agentic AI Automation with n8n - v5.docx
+++ b/assessment/Answer to WA (SAQ) - Agentic AI Automation with n8n - v5.docx
@@ -258,7 +258,7 @@
     </w:p>
     <w:p>
       <w:pPr>
-        <w:spacing w:after="200" w:before="0"/>
+        <w:spacing w:after="240" w:before="0"/>
         <w:jc w:val="center"/>
       </w:pPr>
       <w:r>
@@ -273,7 +273,7 @@
     </w:p>
     <w:p>
       <w:pPr>
-        <w:spacing w:after="120" w:before="160"/>
+        <w:spacing w:after="80" w:before="0"/>
       </w:pPr>
       <w:r>
         <w:rPr>
@@ -282,7 +282,7 @@
           <w:color w:val="1F6FEB"/>
           <w:sz w:val="26"/>
         </w:rPr>
-        <w:t>C: Short-Answer Questions (Knowledge)</w:t>
+        <w:t>Short-Answer Questions (Knowledge)</w:t>
       </w:r>
     </w:p>
     <w:p>
